--- a/docs/use-cases/customer/customer-use-case-specifications-v2.docx
+++ b/docs/use-cases/customer/customer-use-case-specifications-v2.docx
@@ -390,7 +390,7 @@
                 <w:b w:val="0"/>
                 <w:sz w:val="17"/>
               </w:rPr>
-              <w:t>Vận hành khách hàng, sản phẩm, đơn, phản hồi, khảo sát, voucher, chăm sóc và báo cáo.</w:t>
+              <w:t>Vận hành khách hàng, sản phẩm, đơn, phản hồi, khảo sát, voucher, chăm sóc và báo cáo; audit log chỉ hiển thị bản ghi do Manager thực hiện. Lịch sử hoạt động Customer xem riêng trong hồ sơ 360°.</w:t>
             </w:r>
           </w:p>
         </w:tc>
@@ -422,7 +422,7 @@
                 <w:b w:val="0"/>
                 <w:sz w:val="17"/>
               </w:rPr>
-              <w:t>Quản lý tài khoản nội bộ, audit log và tổng quan; route đọc sản phẩm/nhà cung cấp được đánh dấu cần xác nhận.</w:t>
+              <w:t>Quản lý tài khoản nội bộ; xem toàn bộ audit log và tổng quan; xem danh mục được phép đọc theo PRD mục 5.2.</w:t>
             </w:r>
           </w:p>
         </w:tc>
@@ -6092,7 +6092,7 @@
         <w:pStyle w:val="ListBullet"/>
       </w:pPr>
       <w:r>
-        <w:t>Đơn mới PENDING. PayOS có trạng thái thanh toán PENDING, hết hạn 15 phút; COD có trạng thái COD. Tồn kho trừ lúc tạo và hoàn khi hủy/hết hạn. Webhook chỉ xác nhận thanh toán, không đổi đơn sang CONFIRMED.</w:t>
+        <w:t>Đơn mới PENDING. PayOS có trạng thái thanh toán PENDING và link hết hạn sau 15 phút; COD có trạng thái COD. Tồn kho trừ khi tạo đơn và chỉ hoàn khi đơn bị hủy. Đơn PayOS chưa thanh toán chỉ tự hủy khi bật cờ tự hủy (mặc định tắt; demo/nghiệm thu bật), sau thêm 24 giờ kể từ khi link hết hạn; khi đó tồn kho và voucher được giải phóng một lần. Webhook chỉ cập nhật thanh toán, không đổi đơn sang CONFIRMED.</w:t>
       </w:r>
     </w:p>
     <w:p>
@@ -6434,11 +6434,9 @@
         <w:rPr>
           <w:b/>
         </w:rPr>
-        <w:t xml:space="preserve">Mô tả: </w:t>
+        <w:t>Ngoài MVP; mặc định tắt; không bật ở môi trường demo/nghiệm thu.</w:t>
       </w:r>
-      <w:r>
-        <w:t>Đặt lại mật khẩu.</w:t>
-      </w:r>
+      <w:r/>
     </w:p>
     <w:tbl>
       <w:tblPr>
@@ -6655,12 +6653,12 @@
     </w:p>
     <w:p>
       <w:r>
-        <w:t>1. Customer yêu cầu đặt lại mật khẩu bằng email.</w:t>
+        <w:t>1. Customer gửi email tài khoản để yêu cầu cấp mã đặt lại.</w:t>
       </w:r>
     </w:p>
     <w:p>
       <w:r>
-        <w:t>2. Hệ thống kiểm tra cấu hình và tạo mã có thời hạn.</w:t>
+        <w:t>2. Hệ thống kiểm tra cấu hình, tạo mã có thời hạn và chỉ trả mã để thử nghiệm khi cấu hình môi trường dev được bật.</w:t>
       </w:r>
     </w:p>
     <w:p>
@@ -6736,7 +6734,7 @@
         <w:pStyle w:val="ListBullet"/>
       </w:pPr>
       <w:r>
-        <w:t>Ngoài MVP theo PRD; mặc định tắt, chỉ bật ở môi trường dev. Mã gồm sáu chữ số, hiệu lực 15 phút; kênh gửi email chưa được xác minh.</w:t>
+        <w:t>Ngoài MVP; mặc định tắt và không bật ở môi trường demo/nghiệm thu. Chỉ bật riêng trong môi trường dev. Mã gồm sáu chữ số, hiệu lực 15 phút; kênh email chưa được xác minh.</w:t>
       </w:r>
     </w:p>
     <w:p>
